--- a/docs/papers/Paper3_R3_Aligned_V24.docx
+++ b/docs/papers/Paper3_R3_Aligned_V24.docx
@@ -142,7 +142,7 @@
     </w:p>
     <w:p>
       <w:r>
-        <w:t>One hundred and twenty community-dwelling adults aged 25-80 were recruited through the authors' Hong Kong-based networks — work contacts, a charity community network, university support channels and working peers in medical centres: 38 aged 25-44, 41 aged 45-64 and 41 aged 65-80; 48 men and 72 women; all reported high-school education or above. Recruitment materials described a coordination challenge and used no medical or fall-prevention vocabulary. Recruiting three age bands builds the comparison group into the study and licenses a second null hypothesis, H0-age: that under the decoupled condition there is no difference between age groups. Data collection is complete: each participant returned, by e-mail, the results file logged by the HTML build (including the session score and game-logged data) together with their questionnaire responses. This paper reports the preliminary aggregate record compiled from those returns; participant-level compilation continues beyond it.</w:t>
+        <w:t>One hundred and twenty community-dwelling adults aged 25-80 were recruited through the authors' Hong Kong-based networks — work contacts, a charity community network, university support channels and working peers in medical centres: 38 aged 25-44, 41 aged 45-64 and 41 aged 65-80; 48 men and 72 women; all reported high-school education or above. Recruitment materials described a coordination challenge and used no medical or fall-prevention vocabulary. Recruiting three age bands builds the comparison group into the study and licenses a second null hypothesis, H0-age: that under the decoupled condition there is no difference between age groups. Data collection is complete: each participant returned, by e-mail, the results file logged by the HTML build (including the session score and game-logged data) together with their questionnaire responses. This paper reports the preliminary aggregate record compiled from those returns; participant-level compilation continues beyond it. Participation was voluntary and unpaid, by informed, implied consent: the distribution e-mails explained the purpose of the game and questionnaire and the use of replies, and returning the results file and responses constituted consent; no written consent instrument was administered, which is acknowledged in Section VII. Identities were separated from the analysed records, which retain only a participant code, age band, gender and education.</w:t>
       </w:r>
     </w:p>
     <w:p>
@@ -1159,7 +1159,7 @@
     </w:p>
     <w:p>
       <w:r>
-        <w:t>The comparison with [2] is between-cycle and between-cohort, without randomisation; the decoupling is a multi-component package that includes a change of platform, input device, setting and supervision (an e-mailed HTML build played unsupervised on participants' own computers, rather than the supervised pressure-panel station of [2]); the proposed mechanisms (endowment, mental accounting, stereotype threat) were not directly measured; regular-use intention is stated, not longitudinal behaviour; this paper reports the preliminary aggregate record compiled from participants' e-mailed returns, with participant-level compilation continuing beyond it; input device varied by participant and was not centrally standardised; remote unsupervised play means session conditions were not controlled; participants were volunteers in Chinese-cultural settings, and generalisation beyond these contexts is untested; and no clinical telemetry was collected, so no claim about clinical outcomes under decoupling is made.</w:t>
+        <w:t>The comparison with [2] is between-cycle and between-cohort, without randomisation; the decoupling is a multi-component package that includes a change of platform, input device, setting and supervision (an e-mailed HTML build played unsupervised on participants' own computers, rather than the supervised pressure-panel station of [2]); the proposed mechanisms (endowment, mental accounting, stereotype threat) were not directly measured; regular-use intention is stated, not longitudinal behaviour; this paper reports the preliminary aggregate record compiled from participants' e-mailed returns, with participant-level compilation continuing beyond it; input device varied by participant and was not centrally standardised; remote unsupervised play means session conditions were not controlled; participants were volunteers in Chinese-cultural settings, and generalisation beyond these contexts is untested; consent was informed but implied rather than written; and no clinical telemetry was collected, so no claim about clinical outcomes under decoupling is made.</w:t>
       </w:r>
     </w:p>
     <w:p>

--- a/docs/papers/Paper3_R3_Aligned_V24.docx
+++ b/docs/papers/Paper3_R3_Aligned_V24.docx
@@ -129,7 +129,48 @@
     </w:p>
     <w:p>
       <w:r>
-        <w:t>Relative to the coupled deployment of [2], the participant-facing clinical attachment was removed as a package, and the removal was implemented by re-platforming: the game was ported to an HTML build and sent to participants by e-mail, so that play occurred away from the clinical station altogether. The package comprised recruitment language (a coordination challenge, with no medical or fall-prevention vocabulary); the absence of any pre-session clinical scan; the absence of clinical labels, and of any clinical station or setting; and the absence of participant-facing clinical outputs, with no balance score or risk index shown at any point. The skiing mechanic, five-attempt rule and session structure were retained in the ported build; the pressure-panel apparatus and in-person supervision were not — participants played unsupervised on their own computers using a trackpad, arrow keys or, where available, a foot-pad sensor. Participant-level clinical balance telemetry was not collected. Because cohort, setting, platform, input device, supervision and recruitment channel also differed, the design estimates the combined association of the decoupled condition and its context with behaviour.</w:t>
+        <w:t>Relative to the coupled deployment of [2], the participant-facing clinical attachment was removed as a package, and the removal was implemented by re-platforming: the game was ported to an HTML build and sent to participants by e-mail, so that play occurred away from the clinical station altogether. The package comprised recruitment language (a coordination challenge, with no medical or fall-prevention vocabulary); the absence of any pre-session clinical scan; the absence of clinical labels, and of any clinical station or setting; and the absence of participant-facing clinical outputs, with no balance score or risk index shown at any point. The skiing mechanic, five-attempt rule and session structure were retained in the ported build; the pressure-panel apparatus and in-person supervision were not — participants played unsupervised on their own computers using a trackpad, arrow keys or, where available, a foot-pad sensor. Participant-level clinical balance telemetry was not collected. Because cohort, setting, platform, input device, supervision and recruitment channel also differed, the design estimates the combined association of the decoupled condition and its context with behaviour. Figure 1 shows the ported build at five staged difficulty levels.</w:t>
+      </w:r>
+    </w:p>
+    <w:p>
+      <w:r>
+        <w:drawing>
+          <wp:inline xmlns:a="http://schemas.openxmlformats.org/drawingml/2006/main" xmlns:pic="http://schemas.openxmlformats.org/drawingml/2006/picture">
+            <wp:extent cx="5486400" cy="6346845"/>
+            <wp:docPr id="1" name="Picture 1"/>
+            <wp:cNvGraphicFramePr>
+              <a:graphicFrameLocks noChangeAspect="1"/>
+            </wp:cNvGraphicFramePr>
+            <a:graphic>
+              <a:graphicData uri="http://schemas.openxmlformats.org/drawingml/2006/picture">
+                <pic:pic>
+                  <pic:nvPicPr>
+                    <pic:cNvPr id="0" name="paper3_fig1_game.png"/>
+                    <pic:cNvPicPr/>
+                  </pic:nvPicPr>
+                  <pic:blipFill>
+                    <a:blip r:embed="rId9"/>
+                    <a:stretch>
+                      <a:fillRect/>
+                    </a:stretch>
+                  </pic:blipFill>
+                  <pic:spPr>
+                    <a:xfrm>
+                      <a:off x="0" y="0"/>
+                      <a:ext cx="5486400" cy="6346845"/>
+                    </a:xfrm>
+                    <a:prstGeom prst="rect"/>
+                  </pic:spPr>
+                </pic:pic>
+              </a:graphicData>
+            </a:graphic>
+          </wp:inline>
+        </w:drawing>
+      </w:r>
+    </w:p>
+    <w:p>
+      <w:r>
+        <w:t>Figure 1. The coordination-challenge game (archived HTML build, Stage-3 design lineage) at staged difficulty multipliers x0.40-x1.40. Obstacle density and scroll speed scale with the difficulty multiplier; the interface carries no clinical labels, scores or risk outputs.</w:t>
       </w:r>
     </w:p>
     <w:p>
@@ -168,7 +209,7 @@
     </w:p>
     <w:p>
       <w:r>
-        <w:t>Overall, 23 of 120 participants (19.2%) dropped out before completing the protocol; 15 of the 23 (65.2%; 95% CI 44.9-81.2%) returned voluntarily; 8 (6.7%) did not return, giving end-of-window retention of 93.3% (Table 1).</w:t>
+        <w:t>Overall, 23 of 120 participants (19.2%) dropped out before completing the protocol; 15 of the 23 (65.2%; 95% CI 44.9-81.2%) returned voluntarily; 8 (6.7%) did not return, giving end-of-window retention of 93.3% (Table 1). Figure 2 traces the flow.</w:t>
       </w:r>
     </w:p>
     <w:p>
@@ -178,6 +219,47 @@
           <w:sz w:val="18"/>
         </w:rPr>
         <w:t>Table 1. Overall engagement and dropout (N = 120).</w:t>
+      </w:r>
+    </w:p>
+    <w:p>
+      <w:r>
+        <w:drawing>
+          <wp:inline xmlns:a="http://schemas.openxmlformats.org/drawingml/2006/main" xmlns:pic="http://schemas.openxmlformats.org/drawingml/2006/picture">
+            <wp:extent cx="5303520" cy="3290996"/>
+            <wp:docPr id="2" name="Picture 2"/>
+            <wp:cNvGraphicFramePr>
+              <a:graphicFrameLocks noChangeAspect="1"/>
+            </wp:cNvGraphicFramePr>
+            <a:graphic>
+              <a:graphicData uri="http://schemas.openxmlformats.org/drawingml/2006/picture">
+                <pic:pic>
+                  <pic:nvPicPr>
+                    <pic:cNvPr id="0" name="paper3_fig2_flow.png"/>
+                    <pic:cNvPicPr/>
+                  </pic:nvPicPr>
+                  <pic:blipFill>
+                    <a:blip r:embed="rId10"/>
+                    <a:stretch>
+                      <a:fillRect/>
+                    </a:stretch>
+                  </pic:blipFill>
+                  <pic:spPr>
+                    <a:xfrm>
+                      <a:off x="0" y="0"/>
+                      <a:ext cx="5303520" cy="3290996"/>
+                    </a:xfrm>
+                    <a:prstGeom prst="rect"/>
+                  </pic:spPr>
+                </pic:pic>
+              </a:graphicData>
+            </a:graphic>
+          </wp:inline>
+        </w:drawing>
+      </w:r>
+    </w:p>
+    <w:p>
+      <w:r>
+        <w:t>Figure 2. Participant flow in the preliminary aggregate record (N = 120). Voluntary return after initial dropout is the study's central behavioural outcome; in the coupled Stage-2 deployment the corresponding return count was zero.</w:t>
       </w:r>
     </w:p>
     <w:tbl>
@@ -402,7 +484,7 @@
     </w:tbl>
     <w:p>
       <w:r>
-        <w:t>Engagement was strongly age-stratified (Table 2). Initial dropout rose from 0.0% (0 of 38) in the 25-44 band through 17.1% (7 of 41) in the 45-64 band to 39.0% (16 of 41) in the 65-80 band (chi-square across bands p &lt; 0.001; 25-44 versus 65-80, Fisher's exact p &lt; 0.0001), nullifying H0-age for initial engagement. Observed non-return, by contrast, converged to low levels in every band: 0.0%, 4.9% and 14.6% (95% CI 6.9-28.4% in the 65-80 band), because most older dropouts came back: 10 of 16 in the 65-80 band (62.5%; 95% CI 38.6-81.5%) against 0 of 21 observed re-engagements in the coupled deployment of [2].</w:t>
+        <w:t>Engagement was strongly age-stratified (Table 2). Initial dropout rose from 0.0% (0 of 38) in the 25-44 band through 17.1% (7 of 41) in the 45-64 band to 39.0% (16 of 41) in the 65-80 band (chi-square across bands p &lt; 0.001; 25-44 versus 65-80, Fisher's exact p &lt; 0.0001), nullifying H0-age for initial engagement. Observed non-return, by contrast, converged to low levels in every band: 0.0%, 4.9% and 14.6% (95% CI 6.9-28.4% in the 65-80 band), because most older dropouts came back: 10 of 16 in the 65-80 band (62.5%; 95% CI 38.6-81.5%) against 0 of 21 observed re-engagements in the coupled deployment of [2]. Figure 3 shows the divergence of the two rates.</w:t>
       </w:r>
     </w:p>
     <w:p>
@@ -412,6 +494,47 @@
           <w:sz w:val="18"/>
         </w:rPr>
         <w:t>Table 2. Age-stratified engagement.</w:t>
+      </w:r>
+    </w:p>
+    <w:p>
+      <w:r>
+        <w:drawing>
+          <wp:inline xmlns:a="http://schemas.openxmlformats.org/drawingml/2006/main" xmlns:pic="http://schemas.openxmlformats.org/drawingml/2006/picture">
+            <wp:extent cx="4206240" cy="2840541"/>
+            <wp:docPr id="3" name="Picture 3"/>
+            <wp:cNvGraphicFramePr>
+              <a:graphicFrameLocks noChangeAspect="1"/>
+            </wp:cNvGraphicFramePr>
+            <a:graphic>
+              <a:graphicData uri="http://schemas.openxmlformats.org/drawingml/2006/picture">
+                <pic:pic>
+                  <pic:nvPicPr>
+                    <pic:cNvPr id="0" name="paper3_fig3_age_gradient.png"/>
+                    <pic:cNvPicPr/>
+                  </pic:nvPicPr>
+                  <pic:blipFill>
+                    <a:blip r:embed="rId11"/>
+                    <a:stretch>
+                      <a:fillRect/>
+                    </a:stretch>
+                  </pic:blipFill>
+                  <pic:spPr>
+                    <a:xfrm>
+                      <a:off x="0" y="0"/>
+                      <a:ext cx="4206240" cy="2840541"/>
+                    </a:xfrm>
+                    <a:prstGeom prst="rect"/>
+                  </pic:spPr>
+                </pic:pic>
+              </a:graphicData>
+            </a:graphic>
+          </wp:inline>
+        </w:drawing>
+      </w:r>
+    </w:p>
+    <w:p>
+      <w:r>
+        <w:t>Figure 3. The age gradient: initial dropout climbs steeply with age (0.0%, 17.1%, 39.0%) while non-return at the window end stays low in every band (0.0%, 4.9%, 14.6%) - most older participants who drop out come back under the decoupled condition.</w:t>
       </w:r>
     </w:p>
     <w:tbl>

--- a/docs/papers/Paper3_R3_Aligned_V24.docx
+++ b/docs/papers/Paper3_R3_Aligned_V24.docx
@@ -184,6 +184,11 @@
     <w:p>
       <w:r>
         <w:t>One hundred and twenty community-dwelling adults aged 25-80 were recruited through the authors' Hong Kong-based networks — work contacts, a charity community network, university support channels and working peers in medical centres: 38 aged 25-44, 41 aged 45-64 and 41 aged 65-80; 48 men and 72 women; all reported high-school education or above. Recruitment materials described a coordination challenge and used no medical or fall-prevention vocabulary. Recruiting three age bands builds the comparison group into the study and licenses a second null hypothesis, H0-age: that under the decoupled condition there is no difference between age groups. Data collection is complete: each participant returned, by e-mail, the results file logged by the HTML build (including the session score and game-logged data) together with their questionnaire responses. This paper reports the preliminary aggregate record compiled from those returns; participant-level compilation continues beyond it. Participation was voluntary and unpaid, by informed, implied consent: the distribution e-mails explained the purpose of the game and questionnaire and the use of replies, and returning the results file and responses constituted consent; no written consent instrument was administered, which is acknowledged in Section VII. Identities were separated from the analysed records, which retain only a participant code, age band, gender and education.</w:t>
+      </w:r>
+    </w:p>
+    <w:p>
+      <w:r>
+        <w:t>Two recruitment decisions were deliberate. The Stage-2 facility of [2] was not re-used: its residents already carried direct experience of the coupled system, and prior exposure would have contaminated a first-contact test of the decoupled frame, so a separate cohort was a design choice rather than only a constraint. Distribution also extended beyond the authors' immediate circle through onward (snowball) forwarding by the receiving organisations and contacts, so that a portion of participants were personally unknown to the authors, reducing the risk that participation reflected personal obligation to the researcher.</w:t>
       </w:r>
     </w:p>
     <w:p>

--- a/docs/papers/Paper3_R3_Aligned_V24.docx
+++ b/docs/papers/Paper3_R3_Aligned_V24.docx
@@ -129,7 +129,7 @@
     </w:p>
     <w:p>
       <w:r>
-        <w:t>Relative to the coupled deployment of [2], the participant-facing clinical attachment was removed as a package, and the removal was implemented by re-platforming: the game was ported to an HTML build and sent to participants by e-mail, so that play occurred away from the clinical station altogether. The package comprised recruitment language (a coordination challenge, with no medical or fall-prevention vocabulary); the absence of any pre-session clinical scan; the absence of clinical labels, and of any clinical station or setting; and the absence of participant-facing clinical outputs, with no balance score or risk index shown at any point. The skiing mechanic, five-attempt rule and session structure were retained in the ported build; the pressure-panel apparatus and in-person supervision were not — participants played unsupervised on their own computers using a trackpad, arrow keys or, where available, a foot-pad sensor. Participant-level clinical balance telemetry was not collected. Because cohort, setting, platform, input device, supervision and recruitment channel also differed, the design estimates the combined association of the decoupled condition and its context with behaviour. Figure 1 shows the ported build at five staged difficulty levels.</w:t>
+        <w:t>Relative to the coupled deployment of [2], the participant-facing clinical attachment was removed as a package, and the removal was implemented by re-platforming: the game was ported to an HTML build and sent to participants by e-mail, so that play occurred away from the clinical station altogether. The package comprised recruitment language (a coordination challenge, with no medical or fall-prevention vocabulary); the absence of any pre-session clinical scan; the absence of clinical labels, and of any clinical station or setting; and the absence of participant-facing clinical outputs, with no balance score or risk index shown at any point. The skiing mechanic, five-attempt rule and session structure were retained in the ported build; the pressure-panel apparatus and in-person supervision were not — participants played unsupervised on their own computers using a trackpad, arrow keys or, where available, a foot-pad sensor. In-run difficulty adaptation in the ported build operated through the game's built-in rule agent; no external model calls are possible from a distributed HTML file, so no large-language-model adaptation operated in any Stage-3 session. Participant-level clinical balance telemetry was not collected. Because cohort, setting, platform, input device, supervision and recruitment channel also differed, the design estimates the combined association of the decoupled condition and its context with behaviour. Figure 1 shows the ported build at five staged difficulty levels.</w:t>
       </w:r>
     </w:p>
     <w:p>

--- a/docs/papers/Paper3_R3_Aligned_V24.docx
+++ b/docs/papers/Paper3_R3_Aligned_V24.docx
@@ -129,7 +129,7 @@
     </w:p>
     <w:p>
       <w:r>
-        <w:t>Relative to the coupled deployment of [2], the participant-facing clinical attachment was removed as a package, and the removal was implemented by re-platforming: the game was ported to an HTML build and sent to participants by e-mail, so that play occurred away from the clinical station altogether. The package comprised recruitment language (a coordination challenge, with no medical or fall-prevention vocabulary); the absence of any pre-session clinical scan; the absence of clinical labels, and of any clinical station or setting; and the absence of participant-facing clinical outputs, with no balance score or risk index shown at any point. The skiing mechanic, five-attempt rule and session structure were retained in the ported build; the pressure-panel apparatus and in-person supervision were not — participants played unsupervised on their own computers using a trackpad, arrow keys or, where available, a foot-pad sensor. In-run difficulty adaptation in the ported build operated through the game's built-in rule agent; no external model calls are possible from a distributed HTML file, so no large-language-model adaptation operated in any Stage-3 session. Participant-level clinical balance telemetry was not collected. Because cohort, setting, platform, input device, supervision and recruitment channel also differed, the design estimates the combined association of the decoupled condition and its context with behaviour. Figure 1 shows the ported build at five staged difficulty levels.</w:t>
+        <w:t>Relative to the coupled deployment of [2], the participant-facing clinical attachment was removed as a package, and the removal was implemented by re-platforming: the game was ported to an HTML build and sent to participants by e-mail, so that play occurred away from the clinical station altogether. The package comprised presentation of the activity as a purely-fun coordination game (the invitation disclosed the doctoral research context, including its fall-risk origin, but the game and its instructions carried no medical or fall-prevention vocabulary); the absence of any pre-session clinical scan; the absence of clinical labels, and of any clinical station or setting; and the absence of participant-facing clinical outputs, with no balance score or risk index shown at any point. The skiing mechanic, five-attempt rule and session structure were retained in the ported build; the pressure-panel apparatus and in-person supervision were not — participants played unsupervised on their own computers using a trackpad, arrow keys or, where available, a foot-pad sensor. In-run difficulty adaptation in the ported build operated through the game's built-in rule agent; no external model calls are possible from a distributed HTML file, so no large-language-model adaptation operated in any Stage-3 session. Participant-level clinical balance telemetry was not collected. Because cohort, setting, platform, input device, supervision and recruitment channel also differed, the design estimates the combined association of the decoupled condition and its context with behaviour. Figure 1 shows the ported build at five staged difficulty levels.</w:t>
       </w:r>
     </w:p>
     <w:p>
@@ -183,7 +183,7 @@
     </w:p>
     <w:p>
       <w:r>
-        <w:t>One hundred and twenty community-dwelling adults aged 25-80 were recruited through the authors' Hong Kong-based networks — work contacts, a charity community network, university support channels and working peers in medical centres: 38 aged 25-44, 41 aged 45-64 and 41 aged 65-80; 48 men and 72 women; all reported high-school education or above. Recruitment materials described a coordination challenge and used no medical or fall-prevention vocabulary. Recruiting three age bands builds the comparison group into the study and licenses a second null hypothesis, H0-age: that under the decoupled condition there is no difference between age groups. Data collection is complete: each participant returned, by e-mail, the results file logged by the HTML build (including the session score and game-logged data) together with their questionnaire responses. This paper reports the preliminary aggregate record compiled from those returns; participant-level compilation continues beyond it. Participation was voluntary and unpaid, by informed, implied consent: the distribution e-mails explained the purpose of the game and questionnaire and the use of replies, and returning the results file and responses constituted consent; no written consent instrument was administered, which is acknowledged in Section VII. Identities were separated from the analysed records, which retain only a participant code, age band, gender and education.</w:t>
+        <w:t>One hundred and twenty community-dwelling adults aged 25-80 were recruited through the authors' Hong Kong-based networks — work contacts, a charity community network, university support channels and working peers in medical centres: 38 aged 25-44, 41 aged 45-64 and 41 aged 65-80; 48 men and 72 women; all reported high-school education or above. The invitation e-mails disclosed the research context, including the programme's fall-risk origin, while presenting the activity itself as a purely-fun coordination game; the game and its instructions used no medical or fall-prevention vocabulary. Recruiting three age bands builds the comparison group into the study and licenses a second null hypothesis, H0-age: that under the decoupled condition there is no difference between age groups. Data collection is complete: each participant returned, by e-mail, the results file logged by the HTML build (including the session score and game-logged data) together with their questionnaire responses. This paper reports the preliminary aggregate record compiled from those returns; participant-level compilation continues beyond it. Participation was voluntary and unpaid, by informed, implied consent: the distribution e-mails explained the purpose of the game and questionnaire and the use of replies, and returning the results file and responses constituted consent; no written consent instrument was administered, which is acknowledged in Section VII. Identities were separated from the analysed records, which retain only a participant code, age band, gender and education.</w:t>
       </w:r>
     </w:p>
     <w:p>
@@ -1287,7 +1287,7 @@
     </w:p>
     <w:p>
       <w:r>
-        <w:t>The comparison with [2] is between-cycle and between-cohort, without randomisation; the decoupling is a multi-component package that includes a change of platform, input device, setting and supervision (an e-mailed HTML build played unsupervised on participants' own computers, rather than the supervised pressure-panel station of [2]); the proposed mechanisms (endowment, mental accounting, stereotype threat) were not directly measured; regular-use intention is stated, not longitudinal behaviour; this paper reports the preliminary aggregate record compiled from participants' e-mailed returns, with participant-level compilation continuing beyond it; input device varied by participant and was not centrally standardised; remote unsupervised play means session conditions were not controlled; participants were volunteers in Chinese-cultural settings, and generalisation beyond these contexts is untested; consent was informed but implied rather than written; and no clinical telemetry was collected, so no claim about clinical outcomes under decoupling is made.</w:t>
+        <w:t>The comparison with [2] is between-cycle and between-cohort, without randomisation; the decoupling is a multi-component package that includes a change of platform, input device, setting and supervision (an e-mailed HTML build played unsupervised on participants' own computers, rather than the supervised pressure-panel station of [2]); the proposed mechanisms (endowment, mental accounting, stereotype threat) were not directly measured; regular-use intention is stated, not longitudinal behaviour; this paper reports the preliminary aggregate record compiled from participants' e-mailed returns, with participant-level compilation continuing beyond it; input device varied by participant and was not centrally standardised; remote unsupervised play means session conditions were not controlled; participants were volunteers in Chinese-cultural settings, and generalisation beyond these contexts is untested; consent was informed but implied rather than written; the invitation disclosed the programme's fall-risk research origin, so Stage 3 tests artefact-level decoupling rather than concealment of purpose; and no clinical telemetry was collected, so no claim about clinical outcomes under decoupling is made.</w:t>
       </w:r>
     </w:p>
     <w:p>

--- a/docs/papers/Paper3_R3_Aligned_V24.docx
+++ b/docs/papers/Paper3_R3_Aligned_V24.docx
@@ -184,6 +184,9 @@
     <w:p>
       <w:r>
         <w:t>One hundred and twenty community-dwelling adults aged 25-80 were recruited through the authors' Hong Kong-based networks — work contacts, a charity community network, university support channels and working peers in medical centres: 38 aged 25-44, 41 aged 45-64 and 41 aged 65-80; 48 men and 72 women; all reported high-school education or above. The invitation e-mails disclosed the research context, including the programme's fall-risk origin, while presenting the activity itself as a purely-fun coordination game; the game and its instructions used no medical or fall-prevention vocabulary. Recruiting three age bands builds the comparison group into the study and licenses a second null hypothesis, H0-age: that under the decoupled condition there is no difference between age groups. Data collection is complete: each participant returned, by e-mail, the results file logged by the HTML build (including the session score and game-logged data) together with their questionnaire responses. This paper reports the preliminary aggregate record compiled from those returns; participant-level compilation continues beyond it. Participation was voluntary and unpaid, by informed, implied consent: the distribution e-mails explained the purpose of the game and questionnaire and the use of replies, and returning the results file and responses constituted consent; no written consent instrument was administered, which is acknowledged in Section VII. Identities were separated from the analysed records, which retain only a participant code, age band, gender and education.</w:t>
+      </w:r>
+      <w:r>
+        <w:t xml:space="preserve"> The programme operates under the ethics policy of The Hong Kong Polytechnic University; an application covering the programme has been submitted to the university's Human Subjects Ethics Sub-Committee and is under review (application HSEARS20260518023).</w:t>
       </w:r>
     </w:p>
     <w:p>

--- a/docs/papers/Paper3_R3_Aligned_V24.docx
+++ b/docs/papers/Paper3_R3_Aligned_V24.docx
@@ -186,7 +186,7 @@
         <w:t>One hundred and twenty community-dwelling adults aged 25-80 were recruited through the authors' Hong Kong-based networks — work contacts, a charity community network, university support channels and working peers in medical centres: 38 aged 25-44, 41 aged 45-64 and 41 aged 65-80; 48 men and 72 women; all reported high-school education or above. The invitation e-mails disclosed the research context, including the programme's fall-risk origin, while presenting the activity itself as a purely-fun coordination game; the game and its instructions used no medical or fall-prevention vocabulary. Recruiting three age bands builds the comparison group into the study and licenses a second null hypothesis, H0-age: that under the decoupled condition there is no difference between age groups. Data collection is complete: each participant returned, by e-mail, the results file logged by the HTML build (including the session score and game-logged data) together with their questionnaire responses. This paper reports the preliminary aggregate record compiled from those returns; participant-level compilation continues beyond it. Participation was voluntary and unpaid, by informed, implied consent: the distribution e-mails explained the purpose of the game and questionnaire and the use of replies, and returning the results file and responses constituted consent; no written consent instrument was administered, which is acknowledged in Section VII. Identities were separated from the analysed records, which retain only a participant code, age band, gender and education.</w:t>
       </w:r>
       <w:r>
-        <w:t xml:space="preserve"> The programme operates under the ethics policy of The Hong Kong Polytechnic University; an application covering the programme has been submitted to the university's Human Subjects Ethics Sub-Committee and is under review (application HSEARS20260518023).</w:t>
+        <w:t xml:space="preserve"> The programme operates under the ethics policy of The Hong Kong Polytechnic University; an application covering the programme has been submitted to the university's Human Subjects Ethics Sub-Committee and is under review (application HSEARS20260805008).</w:t>
       </w:r>
     </w:p>
     <w:p>

--- a/docs/papers/Paper3_R3_Aligned_V24.docx
+++ b/docs/papers/Paper3_R3_Aligned_V24.docx
@@ -183,10 +183,7 @@
     </w:p>
     <w:p>
       <w:r>
-        <w:t>One hundred and twenty community-dwelling adults aged 25-80 were recruited through the authors' Hong Kong-based networks — work contacts, a charity community network, university support channels and working peers in medical centres: 38 aged 25-44, 41 aged 45-64 and 41 aged 65-80; 48 men and 72 women; all reported high-school education or above. The invitation e-mails disclosed the research context, including the programme's fall-risk origin, while presenting the activity itself as a purely-fun coordination game; the game and its instructions used no medical or fall-prevention vocabulary. Recruiting three age bands builds the comparison group into the study and licenses a second null hypothesis, H0-age: that under the decoupled condition there is no difference between age groups. Data collection is complete: each participant returned, by e-mail, the results file logged by the HTML build (including the session score and game-logged data) together with their questionnaire responses. This paper reports the preliminary aggregate record compiled from those returns; participant-level compilation continues beyond it. Participation was voluntary and unpaid, by informed, implied consent: the distribution e-mails explained the purpose of the game and questionnaire and the use of replies, and returning the results file and responses constituted consent; no written consent instrument was administered, which is acknowledged in Section VII. Identities were separated from the analysed records, which retain only a participant code, age band, gender and education.</w:t>
-      </w:r>
-      <w:r>
-        <w:t xml:space="preserve"> The programme operates under the ethics policy of The Hong Kong Polytechnic University; an application covering the programme has been submitted to the university's Human Subjects Ethics Sub-Committee and is under review (application HSEARS20260805008).</w:t>
+        <w:t>One hundred and twenty community-dwelling adults aged 25-80 were recruited through the authors' Hong Kong-based networks — work contacts, a charity community network, university support channels and working peers in medical centres: 38 aged 25-44, 41 aged 45-64 and 41 aged 65-80; 48 men and 72 women; all reported high-school education or above. The invitation e-mails disclosed the research context, including the programme's fall-risk origin, while presenting the activity itself as a purely-fun coordination game; the game and its instructions used no medical or fall-prevention vocabulary. Recruiting three age bands builds the comparison group into the study and licenses a second null hypothesis, H0-age: that under the decoupled condition there is no difference between age groups. Data collection is complete: each participant returned, by e-mail, the results file logged by the HTML build (including the session score and game-logged data) together with their questionnaire responses. This paper reports the preliminary aggregate record compiled from those returns; participant-level compilation continues beyond it. Participation was voluntary and unpaid, by informed, implied consent: the distribution e-mails explained the purpose of the game and questionnaire and the use of replies, and returning the results file and responses constituted consent; no written consent instrument was administered, which is acknowledged in Section VII. Identities were separated from the analysed records, which retain only a participant code, age band, gender and education. The programme operates under the ethics policy of The Hong Kong Polytechnic University; the programme was approved by the university's Human Subjects Ethics Sub-Committee (application reference HSEARS20260805008; Principal Investigator: Prof. C. F. Cheung; approved August 2026).</w:t>
       </w:r>
     </w:p>
     <w:p>

--- a/docs/papers/Paper3_R3_Aligned_V24.docx
+++ b/docs/papers/Paper3_R3_Aligned_V24.docx
@@ -1339,7 +1339,7 @@
     </w:p>
     <w:p>
       <w:r>
-        <w:t>[1] S. K. T. Tam and C. F. Cheung, “A study of utilisation of Fall Risk Assessment among elderly users: A critical review through TAM and Octalysis frameworks with gamification approach,” accepted for publication (SS-293).</w:t>
+        <w:t>[1] S. K. T. Tam and C. F. Cheung, "Investigating low utilisation of fall risk assessment among elderly users: A critical review through TAM and Octalysis frameworks with gamification approach," paper SS-293, in Proc. 10th Int. Conf. on Management Engineering, Software Engineering and Service Sciences (ICMSS 2026), Wuhan, China, Mar. 2026, Conference Publishing Services (CPS), in press (IEEE Xplore).</w:t>
       </w:r>
     </w:p>
     <w:p>

--- a/docs/papers/Paper3_R3_Aligned_V24.docx
+++ b/docs/papers/Paper3_R3_Aligned_V24.docx
@@ -1217,6 +1217,10 @@
       <w:r>
         <w:t>The pattern is one-sided between the two rival readings. The decoupled game was accepted by the elderly cohort at levels consistent with what the gamification literature predicts for non-clinical technologies — 85.4% in-session retention in the 65-80 band, voluntary return in ten of sixteen cases, majority stated intention — none of which the dispositional account predicted. The result is therefore consistent with gamification theory holding for this population, and with the failure documented in [2] residing in the coupling rather than in the game or the participants. The causal interpretation remains bounded: the cohorts differed in setting, platform, input device, supervision, recruitment, residential status, age distribution, health profile and prior exposure, and the decoupling was a package rather than a single variable — indeed, the decoupled condition was delivered by re-platforming the game entirely. The decisive confirmation is a within-cohort randomised comparison, which is specified as future work.</w:t>
       </w:r>
+      <w:r>
+        <w:rPr/>
+        <w:t xml:space="preserve"> Stated at the level of theory, the joint pattern is a candidate boundary condition for gamification theory: the theory holds for this population until the gamified activity is attached to a clinical verdict frame that touches identity-level value, and at that attachment the failure pattern of [2] appears. The randomised comparison is the test that can convert the boundary from candidate to claim.</w:t>
+      </w:r>
     </w:p>
     <w:p>
       <w:pPr>
@@ -1289,6 +1293,10 @@
       <w:r>
         <w:t>The comparison with [2] is between-cycle and between-cohort, without randomisation; the decoupling is a multi-component package that includes a change of platform, input device, setting and supervision (an e-mailed HTML build played unsupervised on participants' own computers, rather than the supervised pressure-panel station of [2]); the proposed mechanisms (endowment, mental accounting, stereotype threat) were not directly measured; regular-use intention is stated, not longitudinal behaviour; this paper reports the preliminary aggregate record compiled from participants' e-mailed returns, with participant-level compilation continuing beyond it; input device varied by participant and was not centrally standardised; remote unsupervised play means session conditions were not controlled; participants were volunteers in Chinese-cultural settings, and generalisation beyond these contexts is untested; consent was informed but implied rather than written; the invitation disclosed the programme's fall-risk research origin, so Stage 3 tests artefact-level decoupling rather than concealment of purpose; and no clinical telemetry was collected, so no claim about clinical outcomes under decoupling is made.</w:t>
       </w:r>
+      <w:r>
+        <w:rPr/>
+        <w:t xml:space="preserve"> Two further rivals are named rather than left implicit. Ordinary attrition is frame-indifferent and therefore does not predict the between-cohort difference in post-failure return, though the package confounds above bound that inference. And because the [2] cohort lived with the station - a common-room setting in which a shared narrative about what the machine signifies can circulate - while the present participants played dispersed and alone, the decoupling package also removed the group narrative environment; a collective-narrative account of non-use is therefore conceded as an untested, plausible component of the between-cohort difference, and group-level instrumentation is added to the requirements of the confirmatory study.</w:t>
+      </w:r>
     </w:p>
     <w:p>
       <w:pPr>
@@ -1301,6 +1309,10 @@
     <w:p>
       <w:r>
         <w:t>A three-arm randomised within-cohort study is pre-specified to convert the present associations into causal tests: Arm 1, the coupled game (control); Arm 2, the decoupled coordination-challenge framing; Arm 3, the coupled game with a structured coaching layer. The primary endpoint is re-engagement within seven days of first failure. The study adds instruments this deployment lacked: baseline FES-I, a validated motivational measure administered before any outcome is observed, WTA/WTP elicitation after the first session, and harmonised session-level logging with timestamps. Hypotheses and endpoints will be pre-registered before data collection begins.</w:t>
+      </w:r>
+      <w:r>
+        <w:rPr/>
+        <w:t xml:space="preserve"> Since this manuscript was drafted, a first pre-registered element of the wider programme has been launched: a 2x2 field experiment crossing adaptive against static presentation with zero-failure against failure-possible modes in a new community cohort. It tests the adaptive-learning direction of Section V-C rather than the coupling claim; the three-arm study above remains the decisive test of coupling, and its instrumentation now includes a group-level component in response to the collective-narrative rival.</w:t>
       </w:r>
     </w:p>
     <w:p>

--- a/docs/papers/Paper3_R3_Aligned_V24.docx
+++ b/docs/papers/Paper3_R3_Aligned_V24.docx
@@ -183,7 +183,7 @@
     </w:p>
     <w:p>
       <w:r>
-        <w:t>One hundred and twenty community-dwelling adults aged 25-80 were recruited through the authors' Hong Kong-based networks — work contacts, a charity community network, university support channels and working peers in medical centres: 38 aged 25-44, 41 aged 45-64 and 41 aged 65-80; 48 men and 72 women; all reported high-school education or above. The invitation e-mails disclosed the research context, including the programme's fall-risk origin, while presenting the activity itself as a purely-fun coordination game; the game and its instructions used no medical or fall-prevention vocabulary. Recruiting three age bands builds the comparison group into the study and licenses a second null hypothesis, H0-age: that under the decoupled condition there is no difference between age groups. Data collection is complete: each participant returned, by e-mail, the results file logged by the HTML build (including the session score and game-logged data) together with their questionnaire responses. This paper reports the preliminary aggregate record compiled from those returns; participant-level compilation continues beyond it. Participation was voluntary and unpaid, by informed, implied consent: the distribution e-mails explained the purpose of the game and questionnaire and the use of replies, and returning the results file and responses constituted consent; no written consent instrument was administered, which is acknowledged in Section VII. Identities were separated from the analysed records, which retain only a participant code, age band, gender and education. The programme operates under the ethics policy of The Hong Kong Polytechnic University; the programme was approved by the university's Human Subjects Ethics Sub-Committee (application reference HSEARS20260805008; Principal Investigator: Prof. C. F. Cheung; approved August 2026).</w:t>
+        <w:t>One hundred and twenty community-dwelling adults aged 25-80 were recruited through the authors' Hong Kong-based networks — family and personal contacts, work contacts, a charity community network, university support channels and working peers in medical centres: 38 aged 25-44, 41 aged 45-64 and 41 aged 65-80; 48 men and 72 women; all reported high-school education or above. The invitation e-mails disclosed the research context, including the programme's fall-risk origin, while presenting the activity itself as a purely-fun coordination game; the game and its instructions used no medical or fall-prevention vocabulary. Recruiting three age bands builds the comparison group into the study and licenses a second null hypothesis, H0-age: that under the decoupled condition there is no difference between age groups. Data collection is complete: each participant returned, by e-mail, the results file logged by the HTML build (including the session score and game-logged data) together with their questionnaire responses. This paper reports the preliminary aggregate record compiled from those returns; participant-level compilation continues beyond it. Participation was voluntary and unpaid, by informed, implied consent: the distribution e-mails explained the purpose of the game and questionnaire and the use of replies, and returning the results file and responses constituted consent; no written consent instrument was administered, which is acknowledged in Section VII. Identities were separated from the analysed records, which retain only a participant code, age band, gender and education. The programme operates under the ethics policy of The Hong Kong Polytechnic University; the programme was approved by the university's Human Subjects Ethics Sub-Committee (application reference HSEARS20260805008; Principal Investigator: Prof. C. F. Cheung; approved August 2026).</w:t>
       </w:r>
     </w:p>
     <w:p>
@@ -1215,7 +1215,7 @@
     </w:p>
     <w:p>
       <w:r>
-        <w:t>The pattern is one-sided between the two rival readings. The decoupled game was accepted by the elderly cohort at levels consistent with what the gamification literature predicts for non-clinical technologies — 85.4% in-session retention in the 65-80 band, voluntary return in ten of sixteen cases, majority stated intention — none of which the dispositional account predicted. The result is therefore consistent with gamification theory holding for this population, and with the failure documented in [2] residing in the coupling rather than in the game or the participants. The causal interpretation remains bounded: the cohorts differed in setting, platform, input device, supervision, recruitment, residential status, age distribution, health profile and prior exposure, and the decoupling was a package rather than a single variable — indeed, the decoupled condition was delivered by re-platforming the game entirely. The decisive confirmation is a within-cohort randomised comparison, which is specified as future work.</w:t>
+        <w:t>The pattern is one-sided between the two rival readings. The decoupled game was accepted by the elderly cohort at levels consistent with what the gamification literature predicts for non-clinical technologies — 85.4% end-of-window retention in the 65-80 band (returned dropouts counted as retained), voluntary return in ten of sixteen cases, majority stated intention — none of which the dispositional account predicted. The result is therefore consistent with gamification theory holding for this population, and with the failure documented in [2] residing in the coupling rather than in the game or the participants. The causal interpretation remains bounded: the cohorts differed in setting, platform, input device, supervision, recruitment, residential status, age distribution, health profile and prior exposure, and the decoupling was a package rather than a single variable — indeed, the decoupled condition was delivered by re-platforming the game entirely. The decisive confirmation is a within-cohort randomised comparison, which is specified as future work.</w:t>
       </w:r>
       <w:r>
         <w:rPr/>
@@ -1245,7 +1245,7 @@
     </w:p>
     <w:p>
       <w:r>
-        <w:t>Decoupling did not answer every engagement question. Half of the older participants who happily completed the session saw no place for the game in their weekly lives: the 29.3-point gap between retention and stated intention marks the boundary of what removing the threat can achieve. Decoupling removes a reason to leave; it does not add a reason to return. The design response this motivates is adaptive learning: presenting performance as movement on a personal trajectory, with challenge calibrated to evolving capability, so that a rising curve becomes the reason to return — and eventually becomes the frame within which the clinical purpose can be re-attached without re-activating the identity threat. The gap does not identify adaptive learning as its sole remedy; fatigue, access, burden, relevance and enjoyment are plausible contributors, and the confirmatory study pairs behavioural follow-up with measures of each.</w:t>
+        <w:t>Decoupling did not answer every engagement question. Half of the older participants who happily completed the session saw no place for the game in their weekly lives: the 29.3-point gap between end-of-window retention and stated intention marks the boundary of what removing the threat can achieve. Decoupling removes a reason to leave; it does not add a reason to return. The design response this motivates is adaptive learning: presenting performance as movement on a personal trajectory, with challenge calibrated to evolving capability, so that a rising curve becomes the reason to return — and eventually becomes the frame within which the clinical purpose can be re-attached without re-activating the identity threat. The gap does not identify adaptive learning as its sole remedy; fatigue, access, burden, relevance and enjoyment are plausible contributors, and the confirmatory study pairs behavioural follow-up with measures of each.</w:t>
       </w:r>
     </w:p>
     <w:p>

--- a/docs/papers/Paper3_R3_Aligned_V24.docx
+++ b/docs/papers/Paper3_R3_Aligned_V24.docx
@@ -1295,7 +1295,7 @@
       </w:r>
       <w:r>
         <w:rPr/>
-        <w:t xml:space="preserve"> Two further rivals are named rather than left implicit. Ordinary attrition is frame-indifferent and therefore does not predict the between-cohort difference in post-failure return, though the package confounds above bound that inference. And because the [2] cohort lived with the station - a common-room setting in which a shared narrative about what the machine signifies can circulate - while the present participants played dispersed and alone, the decoupling package also removed the group narrative environment; a collective-narrative account of non-use is therefore conceded as an untested, plausible component of the between-cohort difference, and group-level instrumentation is added to the requirements of the confirmatory study.</w:t>
+        <w:t xml:space="preserve"> Two further rivals are named rather than left implicit. Ordinary attrition is frame-indifferent and therefore does not predict the between-cohort difference in post-failure return, though the package confounds above bound that inference. And because the [2] cohort lived with the station - a common-room setting in which a shared narrative about what the machine signifies can circulate - while the present participants played dispersed and alone, the decoupling package also removed the group narrative environment; a collective-narrative account of non-use is therefore conceded as a plausible component of the between-cohort difference - one strand of which is anchored by a recorded Stage-2 field observation of peers' visible dropout contributing to abandonment [2], and group-level instrumentation is added to the requirements of the confirmatory study.</w:t>
       </w:r>
     </w:p>
     <w:p>

--- a/docs/papers/Paper3_R3_Aligned_V24.docx
+++ b/docs/papers/Paper3_R3_Aligned_V24.docx
@@ -183,7 +183,7 @@
     </w:p>
     <w:p>
       <w:r>
-        <w:t>One hundred and twenty community-dwelling adults aged 25-80 were recruited through the authors' Hong Kong-based networks — family and personal contacts, work contacts, a charity community network, university support channels and working peers in medical centres: 38 aged 25-44, 41 aged 45-64 and 41 aged 65-80; 48 men and 72 women; all reported high-school education or above. The invitation e-mails disclosed the research context, including the programme's fall-risk origin, while presenting the activity itself as a purely-fun coordination game; the game and its instructions used no medical or fall-prevention vocabulary. Recruiting three age bands builds the comparison group into the study and licenses a second null hypothesis, H0-age: that under the decoupled condition there is no difference between age groups. Data collection is complete: each participant returned, by e-mail, the results file logged by the HTML build (including the session score and game-logged data) together with their questionnaire responses. This paper reports the preliminary aggregate record compiled from those returns; participant-level compilation continues beyond it. Participation was voluntary and unpaid, by informed, implied consent: the distribution e-mails explained the purpose of the game and questionnaire and the use of replies, and returning the results file and responses constituted consent; no written consent instrument was administered, which is acknowledged in Section VII. Identities were separated from the analysed records, which retain only a participant code, age band, gender and education. The programme operates under the ethics policy of The Hong Kong Polytechnic University; the programme was approved by the university's Human Subjects Ethics Sub-Committee (application reference HSEARS20260805008; Principal Investigator: Prof. C. F. Cheung; approved August 2026).</w:t>
+        <w:t>One hundred and twenty community-dwelling adults aged 25-80 were recruited through the authors' Hong Kong-based networks — family and personal contacts, work contacts, a charity community network, university support channels and working peers in medical centres: 38 aged 25-44, 41 aged 45-64 and 41 aged 65-80; 48 men and 72 women; all reported high-school education or above. The invitation e-mails disclosed the research context, including the programme's fall-risk origin, while presenting the activity itself as a purely-fun coordination game; the game and its instructions used no medical or fall-prevention vocabulary. Recruiting three age bands builds the comparison group into the study and licenses a second null hypothesis, H0-age: that under the decoupled condition there is no difference between age groups. Data collection is complete: each participant returned, by e-mail, the results file logged by the HTML build (including the session score and game-logged data) together with their questionnaire responses. This paper reports the preliminary aggregate record compiled from those returns; participant-level compilation continues beyond it. Participation was voluntary and unpaid, by informed, implied consent: the distribution e-mails explained the purpose of the game and questionnaire and the use of replies, and returning the results file and responses constituted consent; no written consent instrument was administered, which is acknowledged in Section VII. Identities were separated from the analysed records, which retain only a participant code, age band, gender and education. The programme operates under the ethics policy of The Hong Kong Polytechnic University; the programme was approved by the university's Human Subjects Ethics Sub-Committee (application reference HSEARS20260805008; Principal Investigator: Prof. C. F. Cheung; approved 6 August 2026 (approval period 16 June 2024 to 30 October 2026)).</w:t>
       </w:r>
     </w:p>
     <w:p>
